--- a/public/temas/ejercicio-3/ESQUEMA TEMA 9.docx
+++ b/public/temas/ejercicio-3/ESQUEMA TEMA 9.docx
@@ -1304,7 +1304,7 @@
           <w:b/>
           <w:sz w:val="22"/>
         </w:rPr>
-        <w:t>500 a 700 millones de euros</w:t>
+        <w:t>500 a 700 M€</w:t>
       </w:r>
       <w:r>
         <w:rPr>
@@ -1348,7 +1348,7 @@
           <w:b/>
           <w:sz w:val="22"/>
         </w:rPr>
-        <w:t>20 millones de euros</w:t>
+        <w:t>20 M€</w:t>
       </w:r>
       <w:r>
         <w:rPr>
@@ -1407,7 +1407,7 @@
           <w:b/>
           <w:sz w:val="22"/>
         </w:rPr>
-        <w:t>100 millones de euros</w:t>
+        <w:t>100 M€</w:t>
       </w:r>
     </w:p>
     <w:p>
@@ -1429,7 +1429,7 @@
           <w:b/>
           <w:sz w:val="22"/>
         </w:rPr>
-        <w:t>100 millones de euros</w:t>
+        <w:t>100 M€</w:t>
       </w:r>
     </w:p>
     <w:p>
@@ -1635,7 +1635,7 @@
           <w:b/>
           <w:sz w:val="22"/>
         </w:rPr>
-        <w:t>10 millones de euros</w:t>
+        <w:t>10 M€</w:t>
       </w:r>
       <w:r>
         <w:rPr>
@@ -1650,7 +1650,7 @@
           <w:b/>
           <w:sz w:val="22"/>
         </w:rPr>
-        <w:t>400 millones de euros</w:t>
+        <w:t>400 M€</w:t>
       </w:r>
       <w:r>
         <w:rPr>
@@ -1717,7 +1717,7 @@
           <w:b/>
           <w:sz w:val="22"/>
         </w:rPr>
-        <w:t>200 millones de euros</w:t>
+        <w:t>200 M€</w:t>
       </w:r>
       <w:r>
         <w:rPr>
@@ -1754,7 +1754,7 @@
           <w:b/>
           <w:sz w:val="22"/>
         </w:rPr>
-        <w:t>20 millones de euros</w:t>
+        <w:t>20 M€</w:t>
       </w:r>
       <w:r>
         <w:rPr>
@@ -1798,7 +1798,7 @@
           <w:b/>
           <w:sz w:val="22"/>
         </w:rPr>
-        <w:t>263 millones de euros</w:t>
+        <w:t>263 M€</w:t>
       </w:r>
       <w:r>
         <w:rPr>
@@ -1813,7 +1813,7 @@
           <w:b/>
           <w:sz w:val="22"/>
         </w:rPr>
-        <w:t>137 millones de euros</w:t>
+        <w:t>137 M€</w:t>
       </w:r>
       <w:r>
         <w:rPr>
@@ -1828,7 +1828,7 @@
           <w:b/>
           <w:sz w:val="22"/>
         </w:rPr>
-        <w:t>87%</w:t>
+        <w:t>87 %</w:t>
       </w:r>
       <w:r>
         <w:rPr>
@@ -1865,7 +1865,7 @@
           <w:b/>
           <w:sz w:val="22"/>
         </w:rPr>
-        <w:t>20 millones de euros</w:t>
+        <w:t>20 M€</w:t>
       </w:r>
       <w:r>
         <w:rPr>
@@ -1902,7 +1902,7 @@
           <w:b/>
           <w:sz w:val="22"/>
         </w:rPr>
-        <w:t>50 millones de euros</w:t>
+        <w:t>50 M€</w:t>
       </w:r>
       <w:r>
         <w:rPr>
@@ -2153,7 +2153,7 @@
           <w:rFonts w:ascii="Cambria" w:hAnsi="Cambria" w:cs="Cambria" w:eastAsia="Cambria"/>
           <w:sz w:val="22"/>
         </w:rPr>
-        <w:t>América: Brasil, Chile, Colombia, Estados Unidos, México, Perú, Uruguay</w:t>
+        <w:t>América: Brasil, Chile, Colombia, EEUU, México, Perú, Uruguay</w:t>
       </w:r>
     </w:p>
     <w:p>
@@ -2976,7 +2976,7 @@
           <w:b/>
           <w:sz w:val="22"/>
         </w:rPr>
-        <w:t>53%</w:t>
+        <w:t>53 %</w:t>
       </w:r>
       <w:r>
         <w:rPr>
@@ -2998,7 +2998,7 @@
           <w:rFonts w:ascii="Cambria" w:hAnsi="Cambria" w:cs="Cambria" w:eastAsia="Cambria"/>
           <w:sz w:val="22"/>
         </w:rPr>
-        <w:t xml:space="preserve"> 25,74%, </w:t>
+        <w:t xml:space="preserve"> 25,74 %, </w:t>
       </w:r>
       <w:r>
         <w:rPr>
@@ -3013,7 +3013,7 @@
           <w:rFonts w:ascii="Cambria" w:hAnsi="Cambria" w:cs="Cambria" w:eastAsia="Cambria"/>
           <w:sz w:val="22"/>
         </w:rPr>
-        <w:t xml:space="preserve"> 20,31%, </w:t>
+        <w:t xml:space="preserve"> 20,31 %, </w:t>
       </w:r>
       <w:r>
         <w:rPr>
@@ -3028,7 +3028,7 @@
           <w:rFonts w:ascii="Cambria" w:hAnsi="Cambria" w:cs="Cambria" w:eastAsia="Cambria"/>
           <w:sz w:val="22"/>
         </w:rPr>
-        <w:t xml:space="preserve"> 7,63%</w:t>
+        <w:t xml:space="preserve"> 7,63 %</w:t>
       </w:r>
     </w:p>
     <w:p>
@@ -3042,7 +3042,7 @@
           <w:rFonts w:ascii="Cambria" w:hAnsi="Cambria" w:cs="Cambria" w:eastAsia="Cambria"/>
           <w:sz w:val="22"/>
         </w:rPr>
-        <w:t>Privado: Banco Santander 20,17%, BBVA 16,68%, Banco Sabadell 8,33%, CAF 1,14%</w:t>
+        <w:t>Privado: Banco Santander 20,17 %, BBVA 16,68 %, Banco Sabadell 8,33 %, CAF 1,14 %</w:t>
       </w:r>
     </w:p>
     <w:p>
@@ -3188,7 +3188,7 @@
           <w:b/>
           <w:sz w:val="22"/>
         </w:rPr>
-        <w:t>250 mil a 30 millones de euros</w:t>
+        <w:t>250 mil a 30 M€</w:t>
       </w:r>
     </w:p>
     <w:p>
@@ -3353,7 +3353,7 @@
           <w:b/>
           <w:sz w:val="22"/>
         </w:rPr>
-        <w:t>75 mil a 5 millones de euros</w:t>
+        <w:t>75 mil a 5 M€</w:t>
       </w:r>
     </w:p>
     <w:p>
@@ -3482,7 +3482,7 @@
           <w:b/>
           <w:sz w:val="22"/>
         </w:rPr>
-        <w:t>2.000 millones de euros</w:t>
+        <w:t>2.000 M€</w:t>
       </w:r>
       <w:r>
         <w:rPr>
@@ -3519,7 +3519,7 @@
           <w:b/>
           <w:sz w:val="22"/>
         </w:rPr>
-        <w:t>400 millones de euros</w:t>
+        <w:t>400 M€</w:t>
       </w:r>
       <w:r>
         <w:rPr>
@@ -3656,7 +3656,7 @@
           <w:b/>
           <w:sz w:val="22"/>
         </w:rPr>
-        <w:t>500 a 700 millones de euros</w:t>
+        <w:t>500 a 700 M€</w:t>
       </w:r>
     </w:p>
     <w:p>
